--- a/references/11-05-2026_Report_3_Final.docx
+++ b/references/11-05-2026_Report_3_Final.docx
@@ -4995,7 +4995,17 @@
       </w:r>
     </w:p>
     <w:p>
-      <w:r>
+      <w:pPr>
+        <w:rPr>
+          <w:b/>
+          <w:bCs/>
+        </w:rPr>
+      </w:pPr>
+      <w:r>
+        <w:rPr>
+          <w:b/>
+          <w:bCs/>
+        </w:rPr>
         <w:lastRenderedPageBreak/>
         <w:t>Intermediate Stage</w:t>
       </w:r>
